--- a/Tailored_CVs/Shinoy_Jobgether_Senior_QA_Engineer.docx
+++ b/Tailored_CVs/Shinoy_Jobgether_Senior_QA_Engineer.docx
@@ -70,7 +70,7 @@
           <w:b w:val="0"/>
           <w:sz w:val="19"/>
         </w:rPr>
-        <w:t>I am a QA engineer with over 8 years of experience building automation frameworks and testing web applications in financial and enterprise sectors. My background includes working with Selenium, Playwright, and API testing tools to ensure release stability. I also use tools like Gemini Code Assist to help streamline test generation workflows.</w:t>
+        <w:t>I am an automation engineer with over 8 years of experience building scalable test frameworks in Java and Playwright for financial and banking clients. I enjoy embedding directly within product squads to define quality gates, handle complex API testing, and improve CI/CD pipelines. Recently, I've also been using tools like Gemini Code Assist to speed up test script creation.</w:t>
       </w:r>
     </w:p>
     <w:p>
@@ -288,7 +288,7 @@
           <w:b w:val="0"/>
           <w:sz w:val="18"/>
         </w:rPr>
-        <w:t>▸ Tested modern web applications and managed test execution across different browsers and viewport configurations.</w:t>
+        <w:t>▸ Migrated Java Selenium test frameworks to Playwright TypeScript for core banking workflows, improving execution efficiency by 20% in microservices architectures.</w:t>
       </w:r>
     </w:p>
     <w:p>
@@ -301,7 +301,7 @@
           <w:b w:val="0"/>
           <w:sz w:val="18"/>
         </w:rPr>
-        <w:t>▸ Performed API testing using REST interfaces to validate backend behavior and data integrity.</w:t>
+        <w:t>▸ Implemented automated CI/CD pipelines and regression test builds using Jenkins, Terraform, and AWS to maintain high availability across test environments.</w:t>
       </w:r>
     </w:p>
     <w:p>
@@ -314,7 +314,7 @@
           <w:b w:val="0"/>
           <w:sz w:val="18"/>
         </w:rPr>
-        <w:t>▸ Collaborated with product and engineering teams to review technical specifications and prepare test cases.</w:t>
+        <w:t>▸ Executed complex Oracle SQL queries to validate massive datasets and ensure strict backend data integrity across credit risk workflows.</w:t>
       </w:r>
     </w:p>
     <w:p>
@@ -327,7 +327,7 @@
           <w:b w:val="0"/>
           <w:sz w:val="18"/>
         </w:rPr>
-        <w:t>▸ Streamlined test generation scripts by utilizing AI tools like Gemini Code Assist to support development cycles.</w:t>
+        <w:t>▸ Streamlined test generation and deployment scripts utilizing AI tooling like Gemini Code Assist to support faster release cycles.</w:t>
       </w:r>
     </w:p>
     <w:p>

--- a/Tailored_CVs/Shinoy_Jobgether_Senior_QA_Engineer.docx
+++ b/Tailored_CVs/Shinoy_Jobgether_Senior_QA_Engineer.docx
@@ -70,7 +70,7 @@
           <w:b w:val="0"/>
           <w:sz w:val="19"/>
         </w:rPr>
-        <w:t>I am an automation engineer with over 8 years of experience building scalable test frameworks in Java and Playwright for financial and banking clients. I enjoy embedding directly within product squads to define quality gates, handle complex API testing, and improve CI/CD pipelines. Recently, I've also been using tools like Gemini Code Assist to speed up test script creation.</w:t>
+        <w:t>I am a QA automation engineer with over 8 years of experience building scalable test frameworks and managing continuous delivery pipelines. In my recent work, I've used Java Selenium and Playwright TypeScript to ensure high quality across complex banking workflows. I also bring hands-on experience using AI tools like Gemini Code Assist to streamline test generation and deployment scripts. I'm based in the Netherlands and looking forward to helping your team deliver reliable gameplay.</w:t>
       </w:r>
     </w:p>
     <w:p>
@@ -288,7 +288,7 @@
           <w:b w:val="0"/>
           <w:sz w:val="18"/>
         </w:rPr>
-        <w:t>▸ Migrated Java Selenium test frameworks to Playwright TypeScript for core banking workflows, improving execution efficiency by 20% in microservices architectures.</w:t>
+        <w:t>▸ Created and maintained structured test plans and regression suites using Java Selenium and Playwright TypeScript to ensure high system quality.</w:t>
       </w:r>
     </w:p>
     <w:p>
@@ -301,7 +301,7 @@
           <w:b w:val="0"/>
           <w:sz w:val="18"/>
         </w:rPr>
-        <w:t>▸ Implemented automated CI/CD pipelines and regression test builds using Jenkins, Terraform, and AWS to maintain high availability across test environments.</w:t>
+        <w:t>▸ Managed defect tracking and bug reporting workflows closely within Agile development cycles to support rapid feedback loops.</w:t>
       </w:r>
     </w:p>
     <w:p>
@@ -314,7 +314,7 @@
           <w:b w:val="0"/>
           <w:sz w:val="18"/>
         </w:rPr>
-        <w:t>▸ Executed complex Oracle SQL queries to validate massive datasets and ensure strict backend data integrity across credit risk workflows.</w:t>
+        <w:t>▸ Collaborated with crossfunctional engineering teams to investigate technical issues and validate fixes prior to production release.</w:t>
       </w:r>
     </w:p>
     <w:p>
@@ -327,7 +327,7 @@
           <w:b w:val="0"/>
           <w:sz w:val="18"/>
         </w:rPr>
-        <w:t>▸ Streamlined test generation and deployment scripts utilizing AI tooling like Gemini Code Assist to support faster release cycles.</w:t>
+        <w:t>▸ Streamlined complex test generation and deployment scripts utilizing AI tools like Gemini Code Assist.</w:t>
       </w:r>
     </w:p>
     <w:p>

--- a/Tailored_CVs/Shinoy_Jobgether_Senior_QA_Engineer.docx
+++ b/Tailored_CVs/Shinoy_Jobgether_Senior_QA_Engineer.docx
@@ -70,7 +70,7 @@
           <w:b w:val="0"/>
           <w:sz w:val="19"/>
         </w:rPr>
-        <w:t>I am a QA automation engineer with over 8 years of experience building scalable test frameworks and managing continuous delivery pipelines. In my recent work, I've used Java Selenium and Playwright TypeScript to ensure high quality across complex banking workflows. I also bring hands-on experience using AI tools like Gemini Code Assist to streamline test generation and deployment scripts. I'm based in the Netherlands and looking forward to helping your team deliver reliable gameplay.</w:t>
+        <w:t>I am a QA automation engineer with over eight years of experience building scalable test frameworks using Selenium and Playwright TypeScript. I focus on backend validation, CI/CD pipelines, and continuous delivery within regulated environments. I also use tools like Gemini Code Assist to streamline test generation and support development workflows.</w:t>
       </w:r>
     </w:p>
     <w:p>
@@ -288,7 +288,7 @@
           <w:b w:val="0"/>
           <w:sz w:val="18"/>
         </w:rPr>
-        <w:t>▸ Created and maintained structured test plans and regression suites using Java Selenium and Playwright TypeScript to ensure high system quality.</w:t>
+        <w:t>▸ Migrated a Selenium Java framework to Playwright TypeScript for credit limit and rating analysis endtoend workflows within a microservices architecture, boosting execution efficiency by 20%.</w:t>
       </w:r>
     </w:p>
     <w:p>
@@ -301,7 +301,7 @@
           <w:b w:val="0"/>
           <w:sz w:val="18"/>
         </w:rPr>
-        <w:t>▸ Managed defect tracking and bug reporting workflows closely within Agile development cycles to support rapid feedback loops.</w:t>
+        <w:t>▸ Implemented CI/CD pipelines and ran scheduled automation regression test builds via Jenkins while provisioning underlying test environments using Terraform and AWS.</w:t>
       </w:r>
     </w:p>
     <w:p>
@@ -314,7 +314,7 @@
           <w:b w:val="0"/>
           <w:sz w:val="18"/>
         </w:rPr>
-        <w:t>▸ Collaborated with crossfunctional engineering teams to investigate technical issues and validate fixes prior to production release.</w:t>
+        <w:t>▸ Executed complex Oracle SQL queries to validate massive datasets and ensure strict data integrity across backend workflows.</w:t>
       </w:r>
     </w:p>
     <w:p>
